--- a/telechargements/word-fr/14-Memoire-reconnaissance-titre-Title-Recognition-Brief.docx
+++ b/telechargements/word-fr/14-Memoire-reconnaissance-titre-Title-Recognition-Brief.docx
@@ -731,7 +731,7 @@
         <w:sz w:val="15"/>
         <w:szCs w:val="15"/>
       </w:rPr>
-      <w:t xml:space="preserve">C.P. 0000, Fredericton (Nouveau-Brunswick) E3B 0A0   ·   info@apcnb.ca   ·   </w:t>
+      <w:t xml:space="preserve">C.P. 0000, Fredericton (Nouveau-Brunswick) E3B 0A0   ·   info@apcnb-nbpac.ca   ·   </w:t>
     </w:r>
     <w:r>
       <w:rPr>

--- a/telechargements/word-fr/14-Memoire-reconnaissance-titre-Title-Recognition-Brief.docx
+++ b/telechargements/word-fr/14-Memoire-reconnaissance-titre-Title-Recognition-Brief.docx
@@ -83,6 +83,20 @@
           <w:color w:val="5B6675"/>
         </w:rPr>
         <w:t xml:space="preserve">2 juin 2026</w:t>
+      </w:r>
+      <w:r>
+        <w:rPr>
+          <w:b/>
+          <w:bCs/>
+          <w:color w:val="15263F"/>
+        </w:rPr>
+        <w:t xml:space="preserve">    Mise à jour : </w:t>
+      </w:r>
+      <w:r>
+        <w:rPr>
+          <w:color w:val="5B6675"/>
+        </w:rPr>
+        <w:t xml:space="preserve">25 septembre 2026</w:t>
       </w:r>
     </w:p>
     <w:p>

--- a/telechargements/word-fr/14-Memoire-reconnaissance-titre-Title-Recognition-Brief.docx
+++ b/telechargements/word-fr/14-Memoire-reconnaissance-titre-Title-Recognition-Brief.docx
@@ -745,7 +745,7 @@
         <w:sz w:val="15"/>
         <w:szCs w:val="15"/>
       </w:rPr>
-      <w:t xml:space="preserve">C.P. 0000, Fredericton (Nouveau-Brunswick) E3B 0A0   ·   info@apcnb-nbpac.ca   ·   </w:t>
+      <w:t xml:space="preserve">C.P. 0000, Fredericton (Nouveau-Brunswick) E3B 0A0   ·   info@apcnb-nbpac.ca   ·   Tél. 506-381-9495   ·   </w:t>
     </w:r>
     <w:r>
       <w:rPr>

--- a/telechargements/word-fr/14-Memoire-reconnaissance-titre-Title-Recognition-Brief.docx
+++ b/telechargements/word-fr/14-Memoire-reconnaissance-titre-Title-Recognition-Brief.docx
@@ -745,7 +745,7 @@
         <w:sz w:val="15"/>
         <w:szCs w:val="15"/>
       </w:rPr>
-      <w:t xml:space="preserve">C.P. 0000, Fredericton (Nouveau-Brunswick) E3B 0A0   ·   info@apcnb-nbpac.ca   ·   Tél. 506-381-9495   ·   </w:t>
+      <w:t xml:space="preserve">96, rue Weldon, Dieppe (Nouveau-Brunswick) E1C 5W2   ·   info@apcnb-nbpac.ca   ·   Tél. 506-381-9495   ·   </w:t>
     </w:r>
     <w:r>
       <w:rPr>

--- a/telechargements/word-fr/14-Memoire-reconnaissance-titre-Title-Recognition-Brief.docx
+++ b/telechargements/word-fr/14-Memoire-reconnaissance-titre-Title-Recognition-Brief.docx
@@ -96,7 +96,7 @@
         <w:rPr>
           <w:color w:val="5B6675"/>
         </w:rPr>
-        <w:t xml:space="preserve">25 septembre 2026</w:t>
+        <w:t xml:space="preserve">29 octobre 2026</w:t>
       </w:r>
     </w:p>
     <w:p>
